--- a/holistic template.docx
+++ b/holistic template.docx
@@ -80,7 +80,7 @@
           </mc:Choice>
           <mc:Fallback>
             <w:pict>
-              <v:roundrect w14:anchorId="1F2D626C" id="Dikdörtgen: Köşeleri Yuvarlatılmış 5" o:spid="_x0000_s1026" style="position:absolute;margin-left:0;margin-top:16.35pt;width:287.55pt;height:27pt;z-index:-251658752;visibility:visible;mso-wrap-style:square;mso-width-percent:0;mso-height-percent:0;mso-wrap-distance-left:9pt;mso-wrap-distance-top:0;mso-wrap-distance-right:9pt;mso-wrap-distance-bottom:0;mso-position-horizontal:left;mso-position-horizontal-relative:margin;mso-position-vertical:absolute;mso-position-vertical-relative:text;mso-width-percent:0;mso-height-percent:0;mso-width-relative:margin;mso-height-relative:margin;v-text-anchor:middle" arcsize="10923f" o:gfxdata="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" fillcolor="#e00" stroked="f">
+              <v:roundrect w14:anchorId="39B5BC5D" id="Dikdörtgen: Köşeleri Yuvarlatılmış 5" o:spid="_x0000_s1026" style="position:absolute;margin-left:0;margin-top:16.35pt;width:287.55pt;height:27pt;z-index:-251658752;visibility:visible;mso-wrap-style:square;mso-width-percent:0;mso-height-percent:0;mso-wrap-distance-left:9pt;mso-wrap-distance-top:0;mso-wrap-distance-right:9pt;mso-wrap-distance-bottom:0;mso-position-horizontal:left;mso-position-horizontal-relative:margin;mso-position-vertical:absolute;mso-position-vertical-relative:text;mso-width-percent:0;mso-height-percent:0;mso-width-relative:margin;mso-height-relative:margin;v-text-anchor:middle" arcsize="10923f" o:gfxdata="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" fillcolor="#e00" stroked="f">
                 <w10:wrap anchorx="margin"/>
               </v:roundrect>
             </w:pict>
@@ -139,31 +139,7 @@
           <w:szCs w:val="20"/>
           <w:lang w:eastAsia="en-US"/>
         </w:rPr>
-        <w:t>{{</w:t>
-      </w:r>
-      <w:proofErr w:type="spellStart"/>
-      <w:r>
-        <w:rPr>
-          <w:rFonts w:eastAsiaTheme="minorHAnsi" w:cs="Palatino Linotype"/>
-          <w:bCs/>
-          <w:color w:val="000000" w:themeColor="text1"/>
-          <w:sz w:val="22"/>
-          <w:szCs w:val="20"/>
-          <w:lang w:eastAsia="en-US"/>
-        </w:rPr>
-        <w:t>author_block</w:t>
-      </w:r>
-      <w:proofErr w:type="spellEnd"/>
-      <w:r>
-        <w:rPr>
-          <w:rFonts w:eastAsiaTheme="minorHAnsi" w:cs="Palatino Linotype"/>
-          <w:bCs/>
-          <w:color w:val="000000" w:themeColor="text1"/>
-          <w:sz w:val="22"/>
-          <w:szCs w:val="20"/>
-          <w:lang w:eastAsia="en-US"/>
-        </w:rPr>
-        <w:t>}}</w:t>
+        <w:t>{{author_block}}</w:t>
       </w:r>
     </w:p>
     <w:p/>
@@ -260,32 +236,6 @@
     </w:tbl>
     <w:p>
       <w:pPr>
-        <w:rPr>
-          <w:lang w:val="en-US"/>
-        </w:rPr>
-      </w:pPr>
-      <w:r>
-        <w:rPr>
-          <w:lang w:val="en-US"/>
-        </w:rPr>
-        <w:t>{{</w:t>
-      </w:r>
-      <w:r>
-        <w:rPr>
-          <w:lang w:val="en-US"/>
-        </w:rPr>
-        <w:t>body</w:t>
-      </w:r>
-      <w:r>
-        <w:rPr>
-          <w:lang w:val="en-US"/>
-        </w:rPr>
-        <w:t>}}</w:t>
-      </w:r>
-    </w:p>
-    <w:p/>
-    <w:p>
-      <w:pPr>
         <w:pStyle w:val="Balk2"/>
       </w:pPr>
       <w:r>
@@ -368,29 +318,7 @@
           <w:szCs w:val="26"/>
           <w:lang w:val="en-GB"/>
         </w:rPr>
-        <w:t>{{</w:t>
-      </w:r>
-      <w:proofErr w:type="spellStart"/>
-      <w:r>
-        <w:rPr>
-          <w:rFonts w:eastAsia="Times New Roman" w:cs="Times New Roman"/>
-          <w:bCs/>
-          <w:sz w:val="24"/>
-          <w:szCs w:val="26"/>
-          <w:lang w:val="en-GB"/>
-        </w:rPr>
-        <w:t>conflict_of_interest</w:t>
-      </w:r>
-      <w:proofErr w:type="spellEnd"/>
-      <w:r>
-        <w:rPr>
-          <w:rFonts w:eastAsia="Times New Roman" w:cs="Times New Roman"/>
-          <w:bCs/>
-          <w:sz w:val="24"/>
-          <w:szCs w:val="26"/>
-          <w:lang w:val="en-GB"/>
-        </w:rPr>
-        <w:t>}}</w:t>
+        <w:t>{{conflict_of_interest}}</w:t>
       </w:r>
     </w:p>
     <w:p>
@@ -422,19 +350,17 @@
     </w:p>
     <w:p>
       <w:pPr>
+        <w:pStyle w:val="Balk1"/>
         <w:rPr>
           <w:lang w:val="en-US"/>
         </w:rPr>
       </w:pPr>
       <w:r>
         <w:rPr>
-          <w:rFonts w:eastAsia="Times New Roman" w:cs="Times New Roman"/>
-          <w:bCs/>
-          <w:sz w:val="24"/>
-          <w:szCs w:val="26"/>
+          <w:rFonts w:eastAsia="Times New Roman"/>
           <w:lang w:val="en-GB"/>
         </w:rPr>
-        <w:t>{{references}}</w:t>
+        <w:t>{{references_marker}}</w:t>
       </w:r>
     </w:p>
     <w:sectPr>
@@ -768,8 +694,6 @@
               <w:lang w:val="tr-TR"/>
             </w:rPr>
           </w:pPr>
-          <w:proofErr w:type="spellStart"/>
-          <w:proofErr w:type="gramStart"/>
           <w:r>
             <w:rPr>
               <w:rFonts w:cs="Times New Roman"/>
@@ -783,7 +707,6 @@
             </w:rPr>
             <w:t>Citation</w:t>
           </w:r>
-          <w:proofErr w:type="spellEnd"/>
           <w:r>
             <w:rPr>
               <w:rFonts w:cs="Times New Roman"/>
@@ -810,7 +733,6 @@
             </w:rPr>
             <w:t>:</w:t>
           </w:r>
-          <w:proofErr w:type="gramEnd"/>
           <w:r>
             <w:rPr>
               <w:rFonts w:cs="Times New Roman"/>
@@ -821,7 +743,6 @@
             </w:rPr>
             <w:t xml:space="preserve"> </w:t>
           </w:r>
-          <w:proofErr w:type="spellStart"/>
           <w:r>
             <w:rPr>
               <w:rFonts w:cs="Times New Roman"/>
@@ -832,7 +753,6 @@
             </w:rPr>
             <w:t>Surname</w:t>
           </w:r>
-          <w:proofErr w:type="spellEnd"/>
           <w:r>
             <w:rPr>
               <w:rFonts w:cs="Times New Roman"/>
@@ -880,7 +800,6 @@
             </w:rPr>
             <w:t xml:space="preserve">. </w:t>
           </w:r>
-          <w:proofErr w:type="spellStart"/>
           <w:r>
             <w:rPr>
               <w:rFonts w:cs="Times New Roman"/>
@@ -889,31 +808,8 @@
               <w:szCs w:val="18"/>
               <w:lang w:val="tr-TR"/>
             </w:rPr>
-            <w:t>Holistic</w:t>
+            <w:t>Holistic Economics</w:t>
           </w:r>
-          <w:proofErr w:type="spellEnd"/>
-          <w:r>
-            <w:rPr>
-              <w:rFonts w:cs="Times New Roman"/>
-              <w:color w:val="000000" w:themeColor="text1"/>
-              <w:sz w:val="18"/>
-              <w:szCs w:val="18"/>
-              <w:lang w:val="tr-TR"/>
-            </w:rPr>
-            <w:t xml:space="preserve"> </w:t>
-          </w:r>
-          <w:proofErr w:type="spellStart"/>
-          <w:r>
-            <w:rPr>
-              <w:rFonts w:cs="Times New Roman"/>
-              <w:color w:val="000000" w:themeColor="text1"/>
-              <w:sz w:val="18"/>
-              <w:szCs w:val="18"/>
-              <w:lang w:val="tr-TR"/>
-            </w:rPr>
-            <w:t>Economics</w:t>
-          </w:r>
-          <w:proofErr w:type="spellEnd"/>
           <w:r>
             <w:rPr>
               <w:rFonts w:cs="Times New Roman"/>
@@ -954,7 +850,6 @@
             </w:rPr>
             <w:t xml:space="preserve">5, </w:t>
           </w:r>
-          <w:proofErr w:type="spellStart"/>
           <w:r>
             <w:rPr>
               <w:rFonts w:cs="Times New Roman"/>
@@ -975,7 +870,6 @@
             </w:rPr>
             <w:t>XXXX</w:t>
           </w:r>
-          <w:proofErr w:type="spellEnd"/>
           <w:r>
             <w:rPr>
               <w:rFonts w:cs="Times New Roman"/>
@@ -984,31 +878,7 @@
               <w:szCs w:val="18"/>
               <w:lang w:val="tr-TR"/>
             </w:rPr>
-            <w:t xml:space="preserve">. </w:t>
-          </w:r>
-          <w:proofErr w:type="spellStart"/>
-          <w:proofErr w:type="gramStart"/>
-          <w:r>
-            <w:rPr>
-              <w:rFonts w:cs="Times New Roman"/>
-              <w:color w:val="000000" w:themeColor="text1"/>
-              <w:sz w:val="18"/>
-              <w:szCs w:val="18"/>
-              <w:lang w:val="tr-TR"/>
-            </w:rPr>
-            <w:t>doi</w:t>
-          </w:r>
-          <w:proofErr w:type="spellEnd"/>
-          <w:proofErr w:type="gramEnd"/>
-          <w:r>
-            <w:rPr>
-              <w:rFonts w:cs="Times New Roman"/>
-              <w:color w:val="000000" w:themeColor="text1"/>
-              <w:sz w:val="18"/>
-              <w:szCs w:val="18"/>
-              <w:lang w:val="tr-TR"/>
-            </w:rPr>
-            <w:t xml:space="preserve">: </w:t>
+            <w:t xml:space="preserve">. doi: </w:t>
           </w:r>
           <w:r>
             <w:rPr>
@@ -1050,7 +920,6 @@
             </w:rPr>
             <w:t>/</w:t>
           </w:r>
-          <w:proofErr w:type="spellStart"/>
           <w:r>
             <w:rPr>
               <w:rFonts w:cs="Times New Roman"/>
@@ -1081,7 +950,6 @@
             </w:rPr>
             <w:t>XXXX</w:t>
           </w:r>
-          <w:proofErr w:type="spellEnd"/>
         </w:p>
       </w:tc>
     </w:tr>
@@ -1204,7 +1072,6 @@
               <w:lang w:val="tr-TR"/>
             </w:rPr>
           </w:pPr>
-          <w:proofErr w:type="spellStart"/>
           <w:r>
             <w:rPr>
               <w:color w:val="000000" w:themeColor="text1"/>
@@ -1221,7 +1088,6 @@
             </w:rPr>
             <w:t>XXXX</w:t>
           </w:r>
-          <w:proofErr w:type="spellEnd"/>
           <w:r>
             <w:rPr>
               <w:color w:val="000000" w:themeColor="text1"/>
@@ -1321,239 +1187,13 @@
         <w:szCs w:val="18"/>
       </w:rPr>
     </w:pPr>
-    <w:proofErr w:type="spellStart"/>
     <w:r>
       <w:rPr>
         <w:sz w:val="18"/>
         <w:szCs w:val="18"/>
       </w:rPr>
-      <w:t>The</w:t>
+      <w:t>The Deposit Insurance System as a Mechanism for Enhancing Financial Stability and Protecting Depositors: An Analytical Study of the Algerian Experience</w:t>
     </w:r>
-    <w:proofErr w:type="spellEnd"/>
-    <w:r>
-      <w:rPr>
-        <w:sz w:val="18"/>
-        <w:szCs w:val="18"/>
-      </w:rPr>
-      <w:t xml:space="preserve"> Deposit </w:t>
-    </w:r>
-    <w:proofErr w:type="spellStart"/>
-    <w:r>
-      <w:rPr>
-        <w:sz w:val="18"/>
-        <w:szCs w:val="18"/>
-      </w:rPr>
-      <w:t>Insurance</w:t>
-    </w:r>
-    <w:proofErr w:type="spellEnd"/>
-    <w:r>
-      <w:rPr>
-        <w:sz w:val="18"/>
-        <w:szCs w:val="18"/>
-      </w:rPr>
-      <w:t xml:space="preserve"> </w:t>
-    </w:r>
-    <w:proofErr w:type="spellStart"/>
-    <w:r>
-      <w:rPr>
-        <w:sz w:val="18"/>
-        <w:szCs w:val="18"/>
-      </w:rPr>
-      <w:t>System</w:t>
-    </w:r>
-    <w:proofErr w:type="spellEnd"/>
-    <w:r>
-      <w:rPr>
-        <w:sz w:val="18"/>
-        <w:szCs w:val="18"/>
-      </w:rPr>
-      <w:t xml:space="preserve"> as a </w:t>
-    </w:r>
-    <w:proofErr w:type="spellStart"/>
-    <w:r>
-      <w:rPr>
-        <w:sz w:val="18"/>
-        <w:szCs w:val="18"/>
-      </w:rPr>
-      <w:t>Mechanism</w:t>
-    </w:r>
-    <w:proofErr w:type="spellEnd"/>
-    <w:r>
-      <w:rPr>
-        <w:sz w:val="18"/>
-        <w:szCs w:val="18"/>
-      </w:rPr>
-      <w:t xml:space="preserve"> </w:t>
-    </w:r>
-    <w:proofErr w:type="spellStart"/>
-    <w:r>
-      <w:rPr>
-        <w:sz w:val="18"/>
-        <w:szCs w:val="18"/>
-      </w:rPr>
-      <w:t>for</w:t>
-    </w:r>
-    <w:proofErr w:type="spellEnd"/>
-    <w:r>
-      <w:rPr>
-        <w:sz w:val="18"/>
-        <w:szCs w:val="18"/>
-      </w:rPr>
-      <w:t xml:space="preserve"> </w:t>
-    </w:r>
-    <w:proofErr w:type="spellStart"/>
-    <w:r>
-      <w:rPr>
-        <w:sz w:val="18"/>
-        <w:szCs w:val="18"/>
-      </w:rPr>
-      <w:t>Enhancing</w:t>
-    </w:r>
-    <w:proofErr w:type="spellEnd"/>
-    <w:r>
-      <w:rPr>
-        <w:sz w:val="18"/>
-        <w:szCs w:val="18"/>
-      </w:rPr>
-      <w:t xml:space="preserve"> Financial </w:t>
-    </w:r>
-    <w:proofErr w:type="spellStart"/>
-    <w:r>
-      <w:rPr>
-        <w:sz w:val="18"/>
-        <w:szCs w:val="18"/>
-      </w:rPr>
-      <w:t>Stability</w:t>
-    </w:r>
-    <w:proofErr w:type="spellEnd"/>
-    <w:r>
-      <w:rPr>
-        <w:sz w:val="18"/>
-        <w:szCs w:val="18"/>
-      </w:rPr>
-      <w:t xml:space="preserve"> </w:t>
-    </w:r>
-    <w:proofErr w:type="spellStart"/>
-    <w:r>
-      <w:rPr>
-        <w:sz w:val="18"/>
-        <w:szCs w:val="18"/>
-      </w:rPr>
-      <w:t>and</w:t>
-    </w:r>
-    <w:proofErr w:type="spellEnd"/>
-    <w:r>
-      <w:rPr>
-        <w:sz w:val="18"/>
-        <w:szCs w:val="18"/>
-      </w:rPr>
-      <w:t xml:space="preserve"> </w:t>
-    </w:r>
-    <w:proofErr w:type="spellStart"/>
-    <w:r>
-      <w:rPr>
-        <w:sz w:val="18"/>
-        <w:szCs w:val="18"/>
-      </w:rPr>
-      <w:t>Protecting</w:t>
-    </w:r>
-    <w:proofErr w:type="spellEnd"/>
-    <w:r>
-      <w:rPr>
-        <w:sz w:val="18"/>
-        <w:szCs w:val="18"/>
-      </w:rPr>
-      <w:t xml:space="preserve"> </w:t>
-    </w:r>
-    <w:proofErr w:type="spellStart"/>
-    <w:r>
-      <w:rPr>
-        <w:sz w:val="18"/>
-        <w:szCs w:val="18"/>
-      </w:rPr>
-      <w:t>Depositors</w:t>
-    </w:r>
-    <w:proofErr w:type="spellEnd"/>
-    <w:r>
-      <w:rPr>
-        <w:sz w:val="18"/>
-        <w:szCs w:val="18"/>
-      </w:rPr>
-      <w:t xml:space="preserve">: An </w:t>
-    </w:r>
-    <w:proofErr w:type="spellStart"/>
-    <w:r>
-      <w:rPr>
-        <w:sz w:val="18"/>
-        <w:szCs w:val="18"/>
-      </w:rPr>
-      <w:t>Analytical</w:t>
-    </w:r>
-    <w:proofErr w:type="spellEnd"/>
-    <w:r>
-      <w:rPr>
-        <w:sz w:val="18"/>
-        <w:szCs w:val="18"/>
-      </w:rPr>
-      <w:t xml:space="preserve"> </w:t>
-    </w:r>
-    <w:proofErr w:type="spellStart"/>
-    <w:r>
-      <w:rPr>
-        <w:sz w:val="18"/>
-        <w:szCs w:val="18"/>
-      </w:rPr>
-      <w:t>Study</w:t>
-    </w:r>
-    <w:proofErr w:type="spellEnd"/>
-    <w:r>
-      <w:rPr>
-        <w:sz w:val="18"/>
-        <w:szCs w:val="18"/>
-      </w:rPr>
-      <w:t xml:space="preserve"> of </w:t>
-    </w:r>
-    <w:proofErr w:type="spellStart"/>
-    <w:r>
-      <w:rPr>
-        <w:sz w:val="18"/>
-        <w:szCs w:val="18"/>
-      </w:rPr>
-      <w:t>the</w:t>
-    </w:r>
-    <w:proofErr w:type="spellEnd"/>
-    <w:r>
-      <w:rPr>
-        <w:sz w:val="18"/>
-        <w:szCs w:val="18"/>
-      </w:rPr>
-      <w:t xml:space="preserve"> </w:t>
-    </w:r>
-    <w:proofErr w:type="spellStart"/>
-    <w:r>
-      <w:rPr>
-        <w:sz w:val="18"/>
-        <w:szCs w:val="18"/>
-      </w:rPr>
-      <w:t>Algerian</w:t>
-    </w:r>
-    <w:proofErr w:type="spellEnd"/>
-    <w:r>
-      <w:rPr>
-        <w:sz w:val="18"/>
-        <w:szCs w:val="18"/>
-      </w:rPr>
-      <w:t xml:space="preserve"> </w:t>
-    </w:r>
-    <w:proofErr w:type="spellStart"/>
-    <w:r>
-      <w:rPr>
-        <w:sz w:val="18"/>
-        <w:szCs w:val="18"/>
-      </w:rPr>
-      <w:t>Experience</w:t>
-    </w:r>
-    <w:proofErr w:type="spellEnd"/>
     <w:r>
       <w:rPr>
         <w:rFonts w:cs="Times New Roman"/>
@@ -2143,7 +1783,6 @@
               <w:lang w:val="tr-TR"/>
             </w:rPr>
           </w:pPr>
-          <w:proofErr w:type="spellStart"/>
           <w:r>
             <w:rPr>
               <w:b/>
@@ -2155,7 +1794,6 @@
             </w:rPr>
             <w:t>Published</w:t>
           </w:r>
-          <w:proofErr w:type="spellEnd"/>
           <w:r>
             <w:rPr>
               <w:b/>
@@ -2165,21 +1803,8 @@
               <w:szCs w:val="18"/>
               <w:lang w:val="tr-TR"/>
             </w:rPr>
-            <w:t xml:space="preserve"> </w:t>
+            <w:t xml:space="preserve"> Date</w:t>
           </w:r>
-          <w:proofErr w:type="spellStart"/>
-          <w:r>
-            <w:rPr>
-              <w:b/>
-              <w:i/>
-              <w:iCs/>
-              <w:sz w:val="18"/>
-              <w:szCs w:val="18"/>
-              <w:lang w:val="tr-TR"/>
-            </w:rPr>
-            <w:t>Date</w:t>
-          </w:r>
-          <w:proofErr w:type="spellEnd"/>
           <w:r>
             <w:rPr>
               <w:b/>

--- a/holistic template.docx
+++ b/holistic template.docx
@@ -80,7 +80,7 @@
           </mc:Choice>
           <mc:Fallback>
             <w:pict>
-              <v:roundrect w14:anchorId="39B5BC5D" id="Dikdörtgen: Köşeleri Yuvarlatılmış 5" o:spid="_x0000_s1026" style="position:absolute;margin-left:0;margin-top:16.35pt;width:287.55pt;height:27pt;z-index:-251658752;visibility:visible;mso-wrap-style:square;mso-width-percent:0;mso-height-percent:0;mso-wrap-distance-left:9pt;mso-wrap-distance-top:0;mso-wrap-distance-right:9pt;mso-wrap-distance-bottom:0;mso-position-horizontal:left;mso-position-horizontal-relative:margin;mso-position-vertical:absolute;mso-position-vertical-relative:text;mso-width-percent:0;mso-height-percent:0;mso-width-relative:margin;mso-height-relative:margin;v-text-anchor:middle" arcsize="10923f" o:gfxdata="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" fillcolor="#e00" stroked="f">
+              <v:roundrect w14:anchorId="6F61A01E" id="Dikdörtgen: Köşeleri Yuvarlatılmış 5" o:spid="_x0000_s1026" style="position:absolute;margin-left:0;margin-top:16.35pt;width:287.55pt;height:27pt;z-index:-251658752;visibility:visible;mso-wrap-style:square;mso-width-percent:0;mso-height-percent:0;mso-wrap-distance-left:9pt;mso-wrap-distance-top:0;mso-wrap-distance-right:9pt;mso-wrap-distance-bottom:0;mso-position-horizontal:left;mso-position-horizontal-relative:margin;mso-position-vertical:absolute;mso-position-vertical-relative:text;mso-width-percent:0;mso-height-percent:0;mso-width-relative:margin;mso-height-relative:margin;v-text-anchor:middle" arcsize="10923f" o:gfxdata="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" fillcolor="#e00" stroked="f">
                 <w10:wrap anchorx="margin"/>
               </v:roundrect>
             </w:pict>
@@ -139,7 +139,31 @@
           <w:szCs w:val="20"/>
           <w:lang w:eastAsia="en-US"/>
         </w:rPr>
-        <w:t>{{author_block}}</w:t>
+        <w:t>{{</w:t>
+      </w:r>
+      <w:proofErr w:type="spellStart"/>
+      <w:r>
+        <w:rPr>
+          <w:rFonts w:eastAsiaTheme="minorHAnsi" w:cs="Palatino Linotype"/>
+          <w:bCs/>
+          <w:color w:val="000000" w:themeColor="text1"/>
+          <w:sz w:val="22"/>
+          <w:szCs w:val="20"/>
+          <w:lang w:eastAsia="en-US"/>
+        </w:rPr>
+        <w:t>author_block</w:t>
+      </w:r>
+      <w:proofErr w:type="spellEnd"/>
+      <w:r>
+        <w:rPr>
+          <w:rFonts w:eastAsiaTheme="minorHAnsi" w:cs="Palatino Linotype"/>
+          <w:bCs/>
+          <w:color w:val="000000" w:themeColor="text1"/>
+          <w:sz w:val="22"/>
+          <w:szCs w:val="20"/>
+          <w:lang w:eastAsia="en-US"/>
+        </w:rPr>
+        <w:t>}}</w:t>
       </w:r>
     </w:p>
     <w:p/>
@@ -236,132 +260,11 @@
     </w:tbl>
     <w:p>
       <w:pPr>
-        <w:pStyle w:val="Balk2"/>
-      </w:pPr>
-      <w:r>
-        <w:t>Acknowledgements</w:t>
-      </w:r>
-    </w:p>
-    <w:p>
-      <w:pPr>
-        <w:rPr>
-          <w:rFonts w:eastAsia="Times New Roman" w:cs="Times New Roman"/>
-          <w:bCs/>
-          <w:sz w:val="24"/>
-          <w:szCs w:val="26"/>
-          <w:lang w:val="en-GB"/>
-        </w:rPr>
-      </w:pPr>
-      <w:r>
-        <w:rPr>
-          <w:rFonts w:eastAsia="Times New Roman" w:cs="Times New Roman"/>
-          <w:bCs/>
-          <w:sz w:val="24"/>
-          <w:szCs w:val="26"/>
-          <w:lang w:val="en-GB"/>
-        </w:rPr>
-        <w:t>{{acknowledgements}}</w:t>
-      </w:r>
-    </w:p>
-    <w:p>
-      <w:pPr>
-        <w:pStyle w:val="Balk2"/>
-      </w:pPr>
-      <w:r>
-        <w:t>Funding</w:t>
-      </w:r>
-    </w:p>
-    <w:p>
-      <w:pPr>
-        <w:rPr>
-          <w:rFonts w:eastAsia="Times New Roman" w:cs="Times New Roman"/>
-          <w:bCs/>
-          <w:sz w:val="24"/>
-          <w:szCs w:val="26"/>
-          <w:lang w:val="en-GB"/>
-        </w:rPr>
-      </w:pPr>
-      <w:r>
-        <w:rPr>
-          <w:rFonts w:eastAsia="Times New Roman" w:cs="Times New Roman"/>
-          <w:bCs/>
-          <w:sz w:val="24"/>
-          <w:szCs w:val="26"/>
-          <w:lang w:val="en-GB"/>
-        </w:rPr>
-        <w:t>{{funding}}</w:t>
-      </w:r>
-    </w:p>
-    <w:p>
-      <w:pPr>
-        <w:pStyle w:val="Balk2"/>
-      </w:pPr>
-      <w:r>
-        <w:t>Conflict of Interest</w:t>
-      </w:r>
-    </w:p>
-    <w:p>
-      <w:pPr>
-        <w:rPr>
-          <w:rFonts w:eastAsia="Times New Roman" w:cs="Times New Roman"/>
-          <w:bCs/>
-          <w:sz w:val="24"/>
-          <w:szCs w:val="26"/>
-          <w:lang w:val="en-GB"/>
-        </w:rPr>
-      </w:pPr>
-      <w:r>
-        <w:rPr>
-          <w:rFonts w:eastAsia="Times New Roman" w:cs="Times New Roman"/>
-          <w:bCs/>
-          <w:sz w:val="24"/>
-          <w:szCs w:val="26"/>
-          <w:lang w:val="en-GB"/>
-        </w:rPr>
-        <w:t>{{conflict_of_interest}}</w:t>
-      </w:r>
-    </w:p>
-    <w:p>
-      <w:pPr>
-        <w:rPr>
-          <w:rFonts w:eastAsia="Times New Roman" w:cs="Times New Roman"/>
-          <w:bCs/>
-          <w:sz w:val="24"/>
-          <w:szCs w:val="26"/>
-          <w:lang w:val="en-GB"/>
-        </w:rPr>
-      </w:pPr>
-    </w:p>
-    <w:p>
-      <w:pPr>
-        <w:pStyle w:val="Balk1"/>
-        <w:rPr>
-          <w:rFonts w:eastAsia="Times New Roman"/>
-          <w:lang w:val="en-GB"/>
-        </w:rPr>
-      </w:pPr>
-      <w:r>
-        <w:rPr>
-          <w:rFonts w:eastAsia="Times New Roman"/>
-          <w:lang w:val="en-GB"/>
-        </w:rPr>
-        <w:t>REFERENCES</w:t>
-      </w:r>
-    </w:p>
-    <w:p>
-      <w:pPr>
         <w:pStyle w:val="Balk1"/>
         <w:rPr>
           <w:lang w:val="en-US"/>
         </w:rPr>
       </w:pPr>
-      <w:r>
-        <w:rPr>
-          <w:rFonts w:eastAsia="Times New Roman"/>
-          <w:lang w:val="en-GB"/>
-        </w:rPr>
-        <w:t>{{references_marker}}</w:t>
-      </w:r>
     </w:p>
     <w:sectPr>
       <w:headerReference w:type="default" r:id="rId8"/>
@@ -694,6 +597,8 @@
               <w:lang w:val="tr-TR"/>
             </w:rPr>
           </w:pPr>
+          <w:proofErr w:type="spellStart"/>
+          <w:proofErr w:type="gramStart"/>
           <w:r>
             <w:rPr>
               <w:rFonts w:cs="Times New Roman"/>
@@ -707,6 +612,7 @@
             </w:rPr>
             <w:t>Citation</w:t>
           </w:r>
+          <w:proofErr w:type="spellEnd"/>
           <w:r>
             <w:rPr>
               <w:rFonts w:cs="Times New Roman"/>
@@ -733,6 +639,7 @@
             </w:rPr>
             <w:t>:</w:t>
           </w:r>
+          <w:proofErr w:type="gramEnd"/>
           <w:r>
             <w:rPr>
               <w:rFonts w:cs="Times New Roman"/>
@@ -743,6 +650,7 @@
             </w:rPr>
             <w:t xml:space="preserve"> </w:t>
           </w:r>
+          <w:proofErr w:type="spellStart"/>
           <w:r>
             <w:rPr>
               <w:rFonts w:cs="Times New Roman"/>
@@ -753,6 +661,7 @@
             </w:rPr>
             <w:t>Surname</w:t>
           </w:r>
+          <w:proofErr w:type="spellEnd"/>
           <w:r>
             <w:rPr>
               <w:rFonts w:cs="Times New Roman"/>
@@ -800,6 +709,7 @@
             </w:rPr>
             <w:t xml:space="preserve">. </w:t>
           </w:r>
+          <w:proofErr w:type="spellStart"/>
           <w:r>
             <w:rPr>
               <w:rFonts w:cs="Times New Roman"/>
@@ -808,8 +718,31 @@
               <w:szCs w:val="18"/>
               <w:lang w:val="tr-TR"/>
             </w:rPr>
-            <w:t>Holistic Economics</w:t>
+            <w:t>Holistic</w:t>
           </w:r>
+          <w:proofErr w:type="spellEnd"/>
+          <w:r>
+            <w:rPr>
+              <w:rFonts w:cs="Times New Roman"/>
+              <w:color w:val="000000" w:themeColor="text1"/>
+              <w:sz w:val="18"/>
+              <w:szCs w:val="18"/>
+              <w:lang w:val="tr-TR"/>
+            </w:rPr>
+            <w:t xml:space="preserve"> </w:t>
+          </w:r>
+          <w:proofErr w:type="spellStart"/>
+          <w:r>
+            <w:rPr>
+              <w:rFonts w:cs="Times New Roman"/>
+              <w:color w:val="000000" w:themeColor="text1"/>
+              <w:sz w:val="18"/>
+              <w:szCs w:val="18"/>
+              <w:lang w:val="tr-TR"/>
+            </w:rPr>
+            <w:t>Economics</w:t>
+          </w:r>
+          <w:proofErr w:type="spellEnd"/>
           <w:r>
             <w:rPr>
               <w:rFonts w:cs="Times New Roman"/>
@@ -850,6 +783,7 @@
             </w:rPr>
             <w:t xml:space="preserve">5, </w:t>
           </w:r>
+          <w:proofErr w:type="spellStart"/>
           <w:r>
             <w:rPr>
               <w:rFonts w:cs="Times New Roman"/>
@@ -870,6 +804,7 @@
             </w:rPr>
             <w:t>XXXX</w:t>
           </w:r>
+          <w:proofErr w:type="spellEnd"/>
           <w:r>
             <w:rPr>
               <w:rFonts w:cs="Times New Roman"/>
@@ -878,7 +813,31 @@
               <w:szCs w:val="18"/>
               <w:lang w:val="tr-TR"/>
             </w:rPr>
-            <w:t xml:space="preserve">. doi: </w:t>
+            <w:t xml:space="preserve">. </w:t>
+          </w:r>
+          <w:proofErr w:type="spellStart"/>
+          <w:proofErr w:type="gramStart"/>
+          <w:r>
+            <w:rPr>
+              <w:rFonts w:cs="Times New Roman"/>
+              <w:color w:val="000000" w:themeColor="text1"/>
+              <w:sz w:val="18"/>
+              <w:szCs w:val="18"/>
+              <w:lang w:val="tr-TR"/>
+            </w:rPr>
+            <w:t>doi</w:t>
+          </w:r>
+          <w:proofErr w:type="spellEnd"/>
+          <w:proofErr w:type="gramEnd"/>
+          <w:r>
+            <w:rPr>
+              <w:rFonts w:cs="Times New Roman"/>
+              <w:color w:val="000000" w:themeColor="text1"/>
+              <w:sz w:val="18"/>
+              <w:szCs w:val="18"/>
+              <w:lang w:val="tr-TR"/>
+            </w:rPr>
+            <w:t xml:space="preserve">: </w:t>
           </w:r>
           <w:r>
             <w:rPr>
@@ -920,6 +879,7 @@
             </w:rPr>
             <w:t>/</w:t>
           </w:r>
+          <w:proofErr w:type="spellStart"/>
           <w:r>
             <w:rPr>
               <w:rFonts w:cs="Times New Roman"/>
@@ -950,6 +910,7 @@
             </w:rPr>
             <w:t>XXXX</w:t>
           </w:r>
+          <w:proofErr w:type="spellEnd"/>
         </w:p>
       </w:tc>
     </w:tr>
@@ -1072,6 +1033,7 @@
               <w:lang w:val="tr-TR"/>
             </w:rPr>
           </w:pPr>
+          <w:proofErr w:type="spellStart"/>
           <w:r>
             <w:rPr>
               <w:color w:val="000000" w:themeColor="text1"/>
@@ -1088,6 +1050,7 @@
             </w:rPr>
             <w:t>XXXX</w:t>
           </w:r>
+          <w:proofErr w:type="spellEnd"/>
           <w:r>
             <w:rPr>
               <w:color w:val="000000" w:themeColor="text1"/>
@@ -1187,13 +1150,239 @@
         <w:szCs w:val="18"/>
       </w:rPr>
     </w:pPr>
+    <w:proofErr w:type="spellStart"/>
     <w:r>
       <w:rPr>
         <w:sz w:val="18"/>
         <w:szCs w:val="18"/>
       </w:rPr>
-      <w:t>The Deposit Insurance System as a Mechanism for Enhancing Financial Stability and Protecting Depositors: An Analytical Study of the Algerian Experience</w:t>
+      <w:t>The</w:t>
     </w:r>
+    <w:proofErr w:type="spellEnd"/>
+    <w:r>
+      <w:rPr>
+        <w:sz w:val="18"/>
+        <w:szCs w:val="18"/>
+      </w:rPr>
+      <w:t xml:space="preserve"> Deposit </w:t>
+    </w:r>
+    <w:proofErr w:type="spellStart"/>
+    <w:r>
+      <w:rPr>
+        <w:sz w:val="18"/>
+        <w:szCs w:val="18"/>
+      </w:rPr>
+      <w:t>Insurance</w:t>
+    </w:r>
+    <w:proofErr w:type="spellEnd"/>
+    <w:r>
+      <w:rPr>
+        <w:sz w:val="18"/>
+        <w:szCs w:val="18"/>
+      </w:rPr>
+      <w:t xml:space="preserve"> </w:t>
+    </w:r>
+    <w:proofErr w:type="spellStart"/>
+    <w:r>
+      <w:rPr>
+        <w:sz w:val="18"/>
+        <w:szCs w:val="18"/>
+      </w:rPr>
+      <w:t>System</w:t>
+    </w:r>
+    <w:proofErr w:type="spellEnd"/>
+    <w:r>
+      <w:rPr>
+        <w:sz w:val="18"/>
+        <w:szCs w:val="18"/>
+      </w:rPr>
+      <w:t xml:space="preserve"> as a </w:t>
+    </w:r>
+    <w:proofErr w:type="spellStart"/>
+    <w:r>
+      <w:rPr>
+        <w:sz w:val="18"/>
+        <w:szCs w:val="18"/>
+      </w:rPr>
+      <w:t>Mechanism</w:t>
+    </w:r>
+    <w:proofErr w:type="spellEnd"/>
+    <w:r>
+      <w:rPr>
+        <w:sz w:val="18"/>
+        <w:szCs w:val="18"/>
+      </w:rPr>
+      <w:t xml:space="preserve"> </w:t>
+    </w:r>
+    <w:proofErr w:type="spellStart"/>
+    <w:r>
+      <w:rPr>
+        <w:sz w:val="18"/>
+        <w:szCs w:val="18"/>
+      </w:rPr>
+      <w:t>for</w:t>
+    </w:r>
+    <w:proofErr w:type="spellEnd"/>
+    <w:r>
+      <w:rPr>
+        <w:sz w:val="18"/>
+        <w:szCs w:val="18"/>
+      </w:rPr>
+      <w:t xml:space="preserve"> </w:t>
+    </w:r>
+    <w:proofErr w:type="spellStart"/>
+    <w:r>
+      <w:rPr>
+        <w:sz w:val="18"/>
+        <w:szCs w:val="18"/>
+      </w:rPr>
+      <w:t>Enhancing</w:t>
+    </w:r>
+    <w:proofErr w:type="spellEnd"/>
+    <w:r>
+      <w:rPr>
+        <w:sz w:val="18"/>
+        <w:szCs w:val="18"/>
+      </w:rPr>
+      <w:t xml:space="preserve"> Financial </w:t>
+    </w:r>
+    <w:proofErr w:type="spellStart"/>
+    <w:r>
+      <w:rPr>
+        <w:sz w:val="18"/>
+        <w:szCs w:val="18"/>
+      </w:rPr>
+      <w:t>Stability</w:t>
+    </w:r>
+    <w:proofErr w:type="spellEnd"/>
+    <w:r>
+      <w:rPr>
+        <w:sz w:val="18"/>
+        <w:szCs w:val="18"/>
+      </w:rPr>
+      <w:t xml:space="preserve"> </w:t>
+    </w:r>
+    <w:proofErr w:type="spellStart"/>
+    <w:r>
+      <w:rPr>
+        <w:sz w:val="18"/>
+        <w:szCs w:val="18"/>
+      </w:rPr>
+      <w:t>and</w:t>
+    </w:r>
+    <w:proofErr w:type="spellEnd"/>
+    <w:r>
+      <w:rPr>
+        <w:sz w:val="18"/>
+        <w:szCs w:val="18"/>
+      </w:rPr>
+      <w:t xml:space="preserve"> </w:t>
+    </w:r>
+    <w:proofErr w:type="spellStart"/>
+    <w:r>
+      <w:rPr>
+        <w:sz w:val="18"/>
+        <w:szCs w:val="18"/>
+      </w:rPr>
+      <w:t>Protecting</w:t>
+    </w:r>
+    <w:proofErr w:type="spellEnd"/>
+    <w:r>
+      <w:rPr>
+        <w:sz w:val="18"/>
+        <w:szCs w:val="18"/>
+      </w:rPr>
+      <w:t xml:space="preserve"> </w:t>
+    </w:r>
+    <w:proofErr w:type="spellStart"/>
+    <w:r>
+      <w:rPr>
+        <w:sz w:val="18"/>
+        <w:szCs w:val="18"/>
+      </w:rPr>
+      <w:t>Depositors</w:t>
+    </w:r>
+    <w:proofErr w:type="spellEnd"/>
+    <w:r>
+      <w:rPr>
+        <w:sz w:val="18"/>
+        <w:szCs w:val="18"/>
+      </w:rPr>
+      <w:t xml:space="preserve">: An </w:t>
+    </w:r>
+    <w:proofErr w:type="spellStart"/>
+    <w:r>
+      <w:rPr>
+        <w:sz w:val="18"/>
+        <w:szCs w:val="18"/>
+      </w:rPr>
+      <w:t>Analytical</w:t>
+    </w:r>
+    <w:proofErr w:type="spellEnd"/>
+    <w:r>
+      <w:rPr>
+        <w:sz w:val="18"/>
+        <w:szCs w:val="18"/>
+      </w:rPr>
+      <w:t xml:space="preserve"> </w:t>
+    </w:r>
+    <w:proofErr w:type="spellStart"/>
+    <w:r>
+      <w:rPr>
+        <w:sz w:val="18"/>
+        <w:szCs w:val="18"/>
+      </w:rPr>
+      <w:t>Study</w:t>
+    </w:r>
+    <w:proofErr w:type="spellEnd"/>
+    <w:r>
+      <w:rPr>
+        <w:sz w:val="18"/>
+        <w:szCs w:val="18"/>
+      </w:rPr>
+      <w:t xml:space="preserve"> of </w:t>
+    </w:r>
+    <w:proofErr w:type="spellStart"/>
+    <w:r>
+      <w:rPr>
+        <w:sz w:val="18"/>
+        <w:szCs w:val="18"/>
+      </w:rPr>
+      <w:t>the</w:t>
+    </w:r>
+    <w:proofErr w:type="spellEnd"/>
+    <w:r>
+      <w:rPr>
+        <w:sz w:val="18"/>
+        <w:szCs w:val="18"/>
+      </w:rPr>
+      <w:t xml:space="preserve"> </w:t>
+    </w:r>
+    <w:proofErr w:type="spellStart"/>
+    <w:r>
+      <w:rPr>
+        <w:sz w:val="18"/>
+        <w:szCs w:val="18"/>
+      </w:rPr>
+      <w:t>Algerian</w:t>
+    </w:r>
+    <w:proofErr w:type="spellEnd"/>
+    <w:r>
+      <w:rPr>
+        <w:sz w:val="18"/>
+        <w:szCs w:val="18"/>
+      </w:rPr>
+      <w:t xml:space="preserve"> </w:t>
+    </w:r>
+    <w:proofErr w:type="spellStart"/>
+    <w:r>
+      <w:rPr>
+        <w:sz w:val="18"/>
+        <w:szCs w:val="18"/>
+      </w:rPr>
+      <w:t>Experience</w:t>
+    </w:r>
+    <w:proofErr w:type="spellEnd"/>
     <w:r>
       <w:rPr>
         <w:rFonts w:cs="Times New Roman"/>
@@ -1783,6 +1972,7 @@
               <w:lang w:val="tr-TR"/>
             </w:rPr>
           </w:pPr>
+          <w:proofErr w:type="spellStart"/>
           <w:r>
             <w:rPr>
               <w:b/>
@@ -1794,6 +1984,7 @@
             </w:rPr>
             <w:t>Published</w:t>
           </w:r>
+          <w:proofErr w:type="spellEnd"/>
           <w:r>
             <w:rPr>
               <w:b/>
@@ -1803,8 +1994,21 @@
               <w:szCs w:val="18"/>
               <w:lang w:val="tr-TR"/>
             </w:rPr>
-            <w:t xml:space="preserve"> Date</w:t>
+            <w:t xml:space="preserve"> </w:t>
           </w:r>
+          <w:proofErr w:type="spellStart"/>
+          <w:r>
+            <w:rPr>
+              <w:b/>
+              <w:i/>
+              <w:iCs/>
+              <w:sz w:val="18"/>
+              <w:szCs w:val="18"/>
+              <w:lang w:val="tr-TR"/>
+            </w:rPr>
+            <w:t>Date</w:t>
+          </w:r>
+          <w:proofErr w:type="spellEnd"/>
           <w:r>
             <w:rPr>
               <w:b/>

--- a/holistic template.docx
+++ b/holistic template.docx
@@ -80,7 +80,7 @@
           </mc:Choice>
           <mc:Fallback>
             <w:pict>
-              <v:roundrect w14:anchorId="6F61A01E" id="Dikdörtgen: Köşeleri Yuvarlatılmış 5" o:spid="_x0000_s1026" style="position:absolute;margin-left:0;margin-top:16.35pt;width:287.55pt;height:27pt;z-index:-251658752;visibility:visible;mso-wrap-style:square;mso-width-percent:0;mso-height-percent:0;mso-wrap-distance-left:9pt;mso-wrap-distance-top:0;mso-wrap-distance-right:9pt;mso-wrap-distance-bottom:0;mso-position-horizontal:left;mso-position-horizontal-relative:margin;mso-position-vertical:absolute;mso-position-vertical-relative:text;mso-width-percent:0;mso-height-percent:0;mso-width-relative:margin;mso-height-relative:margin;v-text-anchor:middle" arcsize="10923f" o:gfxdata="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" fillcolor="#e00" stroked="f">
+              <v:roundrect w14:anchorId="237216C7" id="Dikdörtgen: Köşeleri Yuvarlatılmış 5" o:spid="_x0000_s1026" style="position:absolute;margin-left:0;margin-top:16.35pt;width:287.55pt;height:27pt;z-index:-251658752;visibility:visible;mso-wrap-style:square;mso-width-percent:0;mso-height-percent:0;mso-wrap-distance-left:9pt;mso-wrap-distance-top:0;mso-wrap-distance-right:9pt;mso-wrap-distance-bottom:0;mso-position-horizontal:left;mso-position-horizontal-relative:margin;mso-position-vertical:absolute;mso-position-vertical-relative:text;mso-width-percent:0;mso-height-percent:0;mso-width-relative:margin;mso-height-relative:margin;v-text-anchor:middle" arcsize="10923f" o:gfxdata="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" fillcolor="#e00" stroked="f">
                 <w10:wrap anchorx="margin"/>
               </v:roundrect>
             </w:pict>
@@ -96,175 +96,353 @@
     </w:p>
     <w:p>
       <w:pPr>
-        <w:pStyle w:val="AuthorName"/>
         <w:rPr>
-          <w:rFonts w:cs="Times New Roman"/>
-          <w:color w:val="000000"/>
-          <w:w w:val="98"/>
-          <w:sz w:val="36"/>
-          <w:szCs w:val="36"/>
-          <w:lang w:val="en-GB"/>
+          <w:lang w:val="en-US" w:eastAsia="tr-TR"/>
         </w:rPr>
       </w:pPr>
       <w:r>
         <w:rPr>
-          <w:rFonts w:cs="Times New Roman"/>
-          <w:color w:val="000000"/>
-          <w:w w:val="98"/>
-          <w:sz w:val="36"/>
-          <w:szCs w:val="36"/>
-          <w:lang w:val="en-GB"/>
+          <w:lang w:val="en-US" w:eastAsia="tr-TR"/>
         </w:rPr>
-        <w:t>{{title}}</w:t>
+        <w:t>{% if language == "tr" %}</w:t>
       </w:r>
     </w:p>
     <w:p>
       <w:pPr>
-        <w:pStyle w:val="Balk1"/>
         <w:rPr>
-          <w:rFonts w:eastAsiaTheme="minorHAnsi" w:cs="Palatino Linotype"/>
-          <w:bCs/>
-          <w:color w:val="000000" w:themeColor="text1"/>
-          <w:sz w:val="22"/>
-          <w:szCs w:val="20"/>
-          <w:lang w:eastAsia="en-US"/>
+          <w:lang w:val="en-US" w:eastAsia="tr-TR"/>
         </w:rPr>
       </w:pPr>
       <w:r>
         <w:rPr>
-          <w:rFonts w:eastAsiaTheme="minorHAnsi" w:cs="Palatino Linotype"/>
-          <w:bCs/>
-          <w:color w:val="000000" w:themeColor="text1"/>
-          <w:sz w:val="22"/>
-          <w:szCs w:val="20"/>
-          <w:lang w:eastAsia="en-US"/>
+          <w:lang w:val="en-US" w:eastAsia="tr-TR"/>
         </w:rPr>
         <w:t>{{</w:t>
       </w:r>
       <w:proofErr w:type="spellStart"/>
       <w:r>
         <w:rPr>
-          <w:rFonts w:eastAsiaTheme="minorHAnsi" w:cs="Palatino Linotype"/>
-          <w:bCs/>
-          <w:color w:val="000000" w:themeColor="text1"/>
-          <w:sz w:val="22"/>
-          <w:szCs w:val="20"/>
-          <w:lang w:eastAsia="en-US"/>
+          <w:lang w:val="en-US" w:eastAsia="tr-TR"/>
+        </w:rPr>
+        <w:t>title_tr</w:t>
+      </w:r>
+      <w:proofErr w:type="spellEnd"/>
+      <w:r>
+        <w:rPr>
+          <w:lang w:val="en-US" w:eastAsia="tr-TR"/>
+        </w:rPr>
+        <w:t>}}</w:t>
+      </w:r>
+    </w:p>
+    <w:p>
+      <w:pPr>
+        <w:rPr>
+          <w:lang w:val="en-US" w:eastAsia="tr-TR"/>
+        </w:rPr>
+      </w:pPr>
+      <w:r>
+        <w:rPr>
+          <w:lang w:val="en-US" w:eastAsia="tr-TR"/>
+        </w:rPr>
+        <w:t>{{</w:t>
+      </w:r>
+      <w:proofErr w:type="spellStart"/>
+      <w:r>
+        <w:rPr>
+          <w:lang w:val="en-US" w:eastAsia="tr-TR"/>
+        </w:rPr>
+        <w:t>title_en</w:t>
+      </w:r>
+      <w:proofErr w:type="spellEnd"/>
+      <w:r>
+        <w:rPr>
+          <w:lang w:val="en-US" w:eastAsia="tr-TR"/>
+        </w:rPr>
+        <w:t>}}</w:t>
+      </w:r>
+    </w:p>
+    <w:p>
+      <w:pPr>
+        <w:rPr>
+          <w:lang w:val="en-US" w:eastAsia="tr-TR"/>
+        </w:rPr>
+      </w:pPr>
+      <w:r>
+        <w:rPr>
+          <w:lang w:val="en-US" w:eastAsia="tr-TR"/>
+        </w:rPr>
+        <w:t>{% else %}</w:t>
+      </w:r>
+    </w:p>
+    <w:p>
+      <w:pPr>
+        <w:rPr>
+          <w:lang w:val="en-US" w:eastAsia="tr-TR"/>
+        </w:rPr>
+      </w:pPr>
+      <w:r>
+        <w:rPr>
+          <w:lang w:val="en-US" w:eastAsia="tr-TR"/>
+        </w:rPr>
+        <w:t>{{</w:t>
+      </w:r>
+      <w:proofErr w:type="spellStart"/>
+      <w:r>
+        <w:rPr>
+          <w:lang w:val="en-US" w:eastAsia="tr-TR"/>
+        </w:rPr>
+        <w:t>title_en</w:t>
+      </w:r>
+      <w:proofErr w:type="spellEnd"/>
+      <w:r>
+        <w:rPr>
+          <w:lang w:val="en-US" w:eastAsia="tr-TR"/>
+        </w:rPr>
+        <w:t>}}</w:t>
+      </w:r>
+    </w:p>
+    <w:p>
+      <w:pPr>
+        <w:rPr>
+          <w:lang w:val="en-US" w:eastAsia="tr-TR"/>
+        </w:rPr>
+      </w:pPr>
+      <w:r>
+        <w:rPr>
+          <w:lang w:val="en-US" w:eastAsia="tr-TR"/>
+        </w:rPr>
+        <w:t>{% endif %}</w:t>
+      </w:r>
+    </w:p>
+    <w:p>
+      <w:pPr>
+        <w:rPr>
+          <w:lang w:val="en-US" w:eastAsia="tr-TR"/>
+        </w:rPr>
+      </w:pPr>
+    </w:p>
+    <w:p>
+      <w:pPr>
+        <w:rPr>
+          <w:lang w:val="en-US" w:eastAsia="tr-TR"/>
+        </w:rPr>
+      </w:pPr>
+      <w:r>
+        <w:rPr>
+          <w:lang w:val="en-US" w:eastAsia="tr-TR"/>
+        </w:rPr>
+        <w:t>{{</w:t>
+      </w:r>
+      <w:proofErr w:type="spellStart"/>
+      <w:r>
+        <w:rPr>
+          <w:lang w:val="en-US" w:eastAsia="tr-TR"/>
         </w:rPr>
         <w:t>author_block</w:t>
       </w:r>
       <w:proofErr w:type="spellEnd"/>
       <w:r>
         <w:rPr>
-          <w:rFonts w:eastAsiaTheme="minorHAnsi" w:cs="Palatino Linotype"/>
-          <w:bCs/>
-          <w:color w:val="000000" w:themeColor="text1"/>
-          <w:sz w:val="22"/>
-          <w:szCs w:val="20"/>
-          <w:lang w:eastAsia="en-US"/>
+          <w:lang w:val="en-US" w:eastAsia="tr-TR"/>
         </w:rPr>
         <w:t>}}</w:t>
       </w:r>
     </w:p>
-    <w:p/>
-    <w:tbl>
-      <w:tblPr>
-        <w:tblStyle w:val="TabloKlavuzu"/>
-        <w:tblW w:w="0" w:type="auto"/>
-        <w:tblBorders>
-          <w:top w:val="none" w:sz="0" w:space="0" w:color="auto"/>
-          <w:left w:val="none" w:sz="0" w:space="0" w:color="auto"/>
-          <w:bottom w:val="none" w:sz="0" w:space="0" w:color="auto"/>
-          <w:right w:val="none" w:sz="0" w:space="0" w:color="auto"/>
-          <w:insideH w:val="none" w:sz="0" w:space="0" w:color="auto"/>
-          <w:insideV w:val="none" w:sz="0" w:space="0" w:color="auto"/>
-        </w:tblBorders>
-        <w:tblLook w:val="04A0" w:firstRow="1" w:lastRow="0" w:firstColumn="1" w:lastColumn="0" w:noHBand="0" w:noVBand="1"/>
-      </w:tblPr>
-      <w:tblGrid>
-        <w:gridCol w:w="9060"/>
-      </w:tblGrid>
-      <w:tr>
-        <w:tc>
-          <w:tcPr>
-            <w:tcW w:w="9060" w:type="dxa"/>
-          </w:tcPr>
-          <w:p>
-            <w:pPr>
-              <w:pStyle w:val="Balk1"/>
-            </w:pPr>
-            <w:r>
-              <w:t>ABSTRACT</w:t>
-            </w:r>
-          </w:p>
-          <w:p>
-            <w:pPr>
-              <w:pStyle w:val="Abstract"/>
-              <w:rPr>
-                <w:lang w:val="en-US"/>
-              </w:rPr>
-            </w:pPr>
-            <w:r>
-              <w:rPr>
-                <w:lang w:val="en-US"/>
-              </w:rPr>
-              <w:t>{{abstract}}</w:t>
-            </w:r>
-          </w:p>
-        </w:tc>
-      </w:tr>
-      <w:tr>
-        <w:tc>
-          <w:tcPr>
-            <w:tcW w:w="9060" w:type="dxa"/>
-          </w:tcPr>
-          <w:p>
-            <w:pPr>
-              <w:pStyle w:val="Abstract"/>
-              <w:rPr>
-                <w:rFonts w:cs="Arial Unicode MS"/>
-                <w:u w:color="000000"/>
-                <w:lang w:val="en-GB" w:eastAsia="tr-TR"/>
-              </w:rPr>
-            </w:pPr>
-            <w:r>
-              <w:rPr>
-                <w:rFonts w:cs="Arial Unicode MS"/>
-                <w:b/>
-                <w:bCs w:val="0"/>
-                <w:u w:color="000000"/>
-                <w:lang w:val="en-GB" w:eastAsia="tr-TR"/>
-              </w:rPr>
-              <w:t>Keywords:</w:t>
-            </w:r>
-            <w:r>
-              <w:rPr>
-                <w:rFonts w:cs="Arial Unicode MS"/>
-                <w:u w:color="000000"/>
-                <w:lang w:val="en-GB" w:eastAsia="tr-TR"/>
-              </w:rPr>
-              <w:t xml:space="preserve"> {{keywords}}</w:t>
-            </w:r>
-          </w:p>
-          <w:p>
-            <w:pPr>
-              <w:pStyle w:val="Abstract"/>
-              <w:rPr>
-                <w:u w:color="000000"/>
-                <w:lang w:val="tr-TR" w:eastAsia="tr-TR"/>
-              </w:rPr>
-            </w:pPr>
-          </w:p>
-        </w:tc>
-      </w:tr>
-    </w:tbl>
     <w:p>
       <w:pPr>
-        <w:pStyle w:val="Balk1"/>
         <w:rPr>
-          <w:lang w:val="en-US"/>
+          <w:lang w:val="en-US" w:eastAsia="tr-TR"/>
         </w:rPr>
       </w:pPr>
+    </w:p>
+    <w:p>
+      <w:pPr>
+        <w:rPr>
+          <w:lang w:val="en-US" w:eastAsia="tr-TR"/>
+        </w:rPr>
+      </w:pPr>
+      <w:r>
+        <w:rPr>
+          <w:lang w:val="en-US" w:eastAsia="tr-TR"/>
+        </w:rPr>
+        <w:t>{% if language == "tr" %}</w:t>
+      </w:r>
+    </w:p>
+    <w:p>
+      <w:pPr>
+        <w:rPr>
+          <w:lang w:val="en-US" w:eastAsia="tr-TR"/>
+        </w:rPr>
+      </w:pPr>
+      <w:r>
+        <w:rPr>
+          <w:lang w:val="en-US" w:eastAsia="tr-TR"/>
+        </w:rPr>
+        <w:t>Öz</w:t>
+      </w:r>
+    </w:p>
+    <w:p>
+      <w:pPr>
+        <w:rPr>
+          <w:lang w:val="en-US" w:eastAsia="tr-TR"/>
+        </w:rPr>
+      </w:pPr>
+      <w:r>
+        <w:rPr>
+          <w:lang w:val="en-US" w:eastAsia="tr-TR"/>
+        </w:rPr>
+        <w:t>{{</w:t>
+      </w:r>
+      <w:proofErr w:type="spellStart"/>
+      <w:r>
+        <w:rPr>
+          <w:lang w:val="en-US" w:eastAsia="tr-TR"/>
+        </w:rPr>
+        <w:t>abstract_tr</w:t>
+      </w:r>
+      <w:proofErr w:type="spellEnd"/>
+      <w:r>
+        <w:rPr>
+          <w:lang w:val="en-US" w:eastAsia="tr-TR"/>
+        </w:rPr>
+        <w:t>}}</w:t>
+      </w:r>
+    </w:p>
+    <w:p>
+      <w:pPr>
+        <w:rPr>
+          <w:lang w:val="en-US" w:eastAsia="tr-TR"/>
+        </w:rPr>
+      </w:pPr>
+    </w:p>
+    <w:p>
+      <w:pPr>
+        <w:rPr>
+          <w:lang w:val="en-US" w:eastAsia="tr-TR"/>
+        </w:rPr>
+      </w:pPr>
+      <w:proofErr w:type="spellStart"/>
+      <w:r>
+        <w:rPr>
+          <w:lang w:val="en-US" w:eastAsia="tr-TR"/>
+        </w:rPr>
+        <w:t>Anahtar</w:t>
+      </w:r>
+      <w:proofErr w:type="spellEnd"/>
+      <w:r>
+        <w:rPr>
+          <w:lang w:val="en-US" w:eastAsia="tr-TR"/>
+        </w:rPr>
+        <w:t xml:space="preserve"> Kelimeler: {{</w:t>
+      </w:r>
+      <w:proofErr w:type="spellStart"/>
+      <w:r>
+        <w:rPr>
+          <w:lang w:val="en-US" w:eastAsia="tr-TR"/>
+        </w:rPr>
+        <w:t>keywords_tr</w:t>
+      </w:r>
+      <w:proofErr w:type="spellEnd"/>
+      <w:r>
+        <w:rPr>
+          <w:lang w:val="en-US" w:eastAsia="tr-TR"/>
+        </w:rPr>
+        <w:t>}}</w:t>
+      </w:r>
+    </w:p>
+    <w:p>
+      <w:pPr>
+        <w:rPr>
+          <w:lang w:val="en-US" w:eastAsia="tr-TR"/>
+        </w:rPr>
+      </w:pPr>
+      <w:r>
+        <w:rPr>
+          <w:lang w:val="en-US" w:eastAsia="tr-TR"/>
+        </w:rPr>
+        <w:t>{% endif %}</w:t>
+      </w:r>
+    </w:p>
+    <w:p>
+      <w:pPr>
+        <w:rPr>
+          <w:lang w:val="en-US" w:eastAsia="tr-TR"/>
+        </w:rPr>
+      </w:pPr>
+    </w:p>
+    <w:p>
+      <w:pPr>
+        <w:rPr>
+          <w:lang w:val="en-US" w:eastAsia="tr-TR"/>
+        </w:rPr>
+      </w:pPr>
+      <w:r>
+        <w:rPr>
+          <w:lang w:val="en-US" w:eastAsia="tr-TR"/>
+        </w:rPr>
+        <w:t>Abstract</w:t>
+      </w:r>
+    </w:p>
+    <w:p>
+      <w:pPr>
+        <w:rPr>
+          <w:lang w:val="en-US" w:eastAsia="tr-TR"/>
+        </w:rPr>
+      </w:pPr>
+      <w:r>
+        <w:rPr>
+          <w:lang w:val="en-US" w:eastAsia="tr-TR"/>
+        </w:rPr>
+        <w:t>{{</w:t>
+      </w:r>
+      <w:proofErr w:type="spellStart"/>
+      <w:r>
+        <w:rPr>
+          <w:lang w:val="en-US" w:eastAsia="tr-TR"/>
+        </w:rPr>
+        <w:t>abstract_en</w:t>
+      </w:r>
+      <w:proofErr w:type="spellEnd"/>
+      <w:r>
+        <w:rPr>
+          <w:lang w:val="en-US" w:eastAsia="tr-TR"/>
+        </w:rPr>
+        <w:t>}}</w:t>
+      </w:r>
+    </w:p>
+    <w:p>
+      <w:pPr>
+        <w:rPr>
+          <w:lang w:val="en-US" w:eastAsia="tr-TR"/>
+        </w:rPr>
+      </w:pPr>
+    </w:p>
+    <w:p>
+      <w:pPr>
+        <w:rPr>
+          <w:lang w:val="en-US" w:eastAsia="tr-TR"/>
+        </w:rPr>
+      </w:pPr>
+      <w:r>
+        <w:rPr>
+          <w:lang w:val="en-US" w:eastAsia="tr-TR"/>
+        </w:rPr>
+        <w:t>Keywords: {{</w:t>
+      </w:r>
+      <w:proofErr w:type="spellStart"/>
+      <w:r>
+        <w:rPr>
+          <w:lang w:val="en-US" w:eastAsia="tr-TR"/>
+        </w:rPr>
+        <w:t>keywords_en</w:t>
+      </w:r>
+      <w:proofErr w:type="spellEnd"/>
+      <w:r>
+        <w:rPr>
+          <w:lang w:val="en-US" w:eastAsia="tr-TR"/>
+        </w:rPr>
+        <w:t>}}</w:t>
+      </w:r>
     </w:p>
     <w:sectPr>
       <w:headerReference w:type="default" r:id="rId8"/>
@@ -598,7 +776,6 @@
             </w:rPr>
           </w:pPr>
           <w:proofErr w:type="spellStart"/>
-          <w:proofErr w:type="gramStart"/>
           <w:r>
             <w:rPr>
               <w:rFonts w:cs="Times New Roman"/>
@@ -639,7 +816,6 @@
             </w:rPr>
             <w:t>:</w:t>
           </w:r>
-          <w:proofErr w:type="gramEnd"/>
           <w:r>
             <w:rPr>
               <w:rFonts w:cs="Times New Roman"/>
@@ -816,7 +992,6 @@
             <w:t xml:space="preserve">. </w:t>
           </w:r>
           <w:proofErr w:type="spellStart"/>
-          <w:proofErr w:type="gramStart"/>
           <w:r>
             <w:rPr>
               <w:rFonts w:cs="Times New Roman"/>
@@ -828,7 +1003,6 @@
             <w:t>doi</w:t>
           </w:r>
           <w:proofErr w:type="spellEnd"/>
-          <w:proofErr w:type="gramEnd"/>
           <w:r>
             <w:rPr>
               <w:rFonts w:cs="Times New Roman"/>

--- a/holistic template.docx
+++ b/holistic template.docx
@@ -80,7 +80,7 @@
           </mc:Choice>
           <mc:Fallback>
             <w:pict>
-              <v:roundrect w14:anchorId="237216C7" id="Dikdörtgen: Köşeleri Yuvarlatılmış 5" o:spid="_x0000_s1026" style="position:absolute;margin-left:0;margin-top:16.35pt;width:287.55pt;height:27pt;z-index:-251658752;visibility:visible;mso-wrap-style:square;mso-width-percent:0;mso-height-percent:0;mso-wrap-distance-left:9pt;mso-wrap-distance-top:0;mso-wrap-distance-right:9pt;mso-wrap-distance-bottom:0;mso-position-horizontal:left;mso-position-horizontal-relative:margin;mso-position-vertical:absolute;mso-position-vertical-relative:text;mso-width-percent:0;mso-height-percent:0;mso-width-relative:margin;mso-height-relative:margin;v-text-anchor:middle" arcsize="10923f" o:gfxdata="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" fillcolor="#e00" stroked="f">
+              <v:roundrect w14:anchorId="52938BFC" id="Dikdörtgen: Köşeleri Yuvarlatılmış 5" o:spid="_x0000_s1026" style="position:absolute;margin-left:0;margin-top:16.35pt;width:287.55pt;height:27pt;z-index:-251658752;visibility:visible;mso-wrap-style:square;mso-width-percent:0;mso-height-percent:0;mso-wrap-distance-left:9pt;mso-wrap-distance-top:0;mso-wrap-distance-right:9pt;mso-wrap-distance-bottom:0;mso-position-horizontal:left;mso-position-horizontal-relative:margin;mso-position-vertical:absolute;mso-position-vertical-relative:text;mso-width-percent:0;mso-height-percent:0;mso-width-relative:margin;mso-height-relative:margin;v-text-anchor:middle" arcsize="10923f" o:gfxdata="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" fillcolor="#e00" stroked="f">
                 <w10:wrap anchorx="margin"/>
               </v:roundrect>
             </w:pict>
@@ -104,8 +104,16 @@
         <w:rPr>
           <w:lang w:val="en-US" w:eastAsia="tr-TR"/>
         </w:rPr>
-        <w:t>{% if language == "tr" %}</w:t>
+        <w:t>{% if language == "tr</w:t>
       </w:r>
+      <w:proofErr w:type="gramStart"/>
+      <w:r>
+        <w:rPr>
+          <w:lang w:val="en-US" w:eastAsia="tr-TR"/>
+        </w:rPr>
+        <w:t>" %}</w:t>
+      </w:r>
+      <w:proofErr w:type="gramEnd"/>
     </w:p>
     <w:p>
       <w:pPr>
@@ -265,21 +273,39 @@
         <w:rPr>
           <w:lang w:val="en-US" w:eastAsia="tr-TR"/>
         </w:rPr>
-        <w:t>{% if language == "tr" %}</w:t>
+        <w:t>{% if language == "tr</w:t>
       </w:r>
-    </w:p>
-    <w:p>
-      <w:pPr>
-        <w:rPr>
-          <w:lang w:val="en-US" w:eastAsia="tr-TR"/>
-        </w:rPr>
-      </w:pPr>
+      <w:proofErr w:type="gramStart"/>
       <w:r>
         <w:rPr>
           <w:lang w:val="en-US" w:eastAsia="tr-TR"/>
         </w:rPr>
+        <w:t>" %}</w:t>
+      </w:r>
+      <w:proofErr w:type="gramEnd"/>
+    </w:p>
+    <w:p>
+      <w:pPr>
+        <w:rPr>
+          <w:b/>
+          <w:bCs/>
+          <w:sz w:val="24"/>
+          <w:szCs w:val="24"/>
+          <w:lang w:val="en-US" w:eastAsia="tr-TR"/>
+        </w:rPr>
+      </w:pPr>
+      <w:proofErr w:type="gramStart"/>
+      <w:r>
+        <w:rPr>
+          <w:b/>
+          <w:bCs/>
+          <w:sz w:val="24"/>
+          <w:szCs w:val="24"/>
+          <w:lang w:val="en-US" w:eastAsia="tr-TR"/>
+        </w:rPr>
         <w:t>Öz</w:t>
       </w:r>
+      <w:proofErr w:type="gramEnd"/>
     </w:p>
     <w:p>
       <w:pPr>
@@ -324,6 +350,8 @@
       <w:proofErr w:type="spellStart"/>
       <w:r>
         <w:rPr>
+          <w:b/>
+          <w:bCs/>
           <w:lang w:val="en-US" w:eastAsia="tr-TR"/>
         </w:rPr>
         <w:t>Anahtar</w:t>
@@ -331,11 +359,29 @@
       <w:proofErr w:type="spellEnd"/>
       <w:r>
         <w:rPr>
+          <w:b/>
+          <w:bCs/>
           <w:lang w:val="en-US" w:eastAsia="tr-TR"/>
         </w:rPr>
-        <w:t xml:space="preserve"> Kelimeler: {{</w:t>
+        <w:t xml:space="preserve"> </w:t>
+      </w:r>
+      <w:proofErr w:type="gramStart"/>
+      <w:r>
+        <w:rPr>
+          <w:b/>
+          <w:bCs/>
+          <w:lang w:val="en-US" w:eastAsia="tr-TR"/>
+        </w:rPr>
+        <w:t>Kelimeler:</w:t>
+      </w:r>
+      <w:r>
+        <w:rPr>
+          <w:lang w:val="en-US" w:eastAsia="tr-TR"/>
+        </w:rPr>
+        <w:t xml:space="preserve"> {{</w:t>
       </w:r>
       <w:proofErr w:type="spellStart"/>
+      <w:proofErr w:type="gramEnd"/>
       <w:r>
         <w:rPr>
           <w:lang w:val="en-US" w:eastAsia="tr-TR"/>
@@ -373,11 +419,19 @@
     <w:p>
       <w:pPr>
         <w:rPr>
+          <w:b/>
+          <w:bCs/>
+          <w:sz w:val="24"/>
+          <w:szCs w:val="24"/>
           <w:lang w:val="en-US" w:eastAsia="tr-TR"/>
         </w:rPr>
       </w:pPr>
       <w:r>
         <w:rPr>
+          <w:b/>
+          <w:bCs/>
+          <w:sz w:val="24"/>
+          <w:szCs w:val="24"/>
           <w:lang w:val="en-US" w:eastAsia="tr-TR"/>
         </w:rPr>
         <w:t>Abstract</w:t>
@@ -423,13 +477,23 @@
           <w:lang w:val="en-US" w:eastAsia="tr-TR"/>
         </w:rPr>
       </w:pPr>
+      <w:proofErr w:type="gramStart"/>
+      <w:r>
+        <w:rPr>
+          <w:b/>
+          <w:bCs/>
+          <w:lang w:val="en-US" w:eastAsia="tr-TR"/>
+        </w:rPr>
+        <w:t>Keywords:</w:t>
+      </w:r>
       <w:r>
         <w:rPr>
           <w:lang w:val="en-US" w:eastAsia="tr-TR"/>
         </w:rPr>
-        <w:t>Keywords: {{</w:t>
+        <w:t xml:space="preserve"> {{</w:t>
       </w:r>
       <w:proofErr w:type="spellStart"/>
+      <w:proofErr w:type="gramEnd"/>
       <w:r>
         <w:rPr>
           <w:lang w:val="en-US" w:eastAsia="tr-TR"/>
@@ -776,6 +840,7 @@
             </w:rPr>
           </w:pPr>
           <w:proofErr w:type="spellStart"/>
+          <w:proofErr w:type="gramStart"/>
           <w:r>
             <w:rPr>
               <w:rFonts w:cs="Times New Roman"/>
@@ -816,6 +881,7 @@
             </w:rPr>
             <w:t>:</w:t>
           </w:r>
+          <w:proofErr w:type="gramEnd"/>
           <w:r>
             <w:rPr>
               <w:rFonts w:cs="Times New Roman"/>
@@ -992,6 +1058,7 @@
             <w:t xml:space="preserve">. </w:t>
           </w:r>
           <w:proofErr w:type="spellStart"/>
+          <w:proofErr w:type="gramStart"/>
           <w:r>
             <w:rPr>
               <w:rFonts w:cs="Times New Roman"/>
@@ -1003,6 +1070,7 @@
             <w:t>doi</w:t>
           </w:r>
           <w:proofErr w:type="spellEnd"/>
+          <w:proofErr w:type="gramEnd"/>
           <w:r>
             <w:rPr>
               <w:rFonts w:cs="Times New Roman"/>
